--- a/docs/SSU/16.SSU - Sponzorski Sistem Nagrada.docx
+++ b/docs/SSU/16.SSU - Sponzorski Sistem Nagrada.docx
@@ -372,6 +372,9 @@
         <w:t>digitalci</w:t>
       </w:r>
       <w:r>
+        <w:rPr>
+          <w:rFonts w:ascii="Space Grotesk" w:hAnsi="Space Grotesk"/>
+        </w:rPr>
         <w:br w:type="page"/>
       </w:r>
     </w:p>
@@ -389,6 +392,115 @@
         <w:t>Sadržaj</w:t>
       </w:r>
       <w:bookmarkEnd w:id="0"/>
+      <w:r>
+        <w:rPr>
+          <w:lang w:val="en-GB"/>
+        </w:rPr>
+        <w:fldChar w:fldCharType="begin"/>
+      </w:r>
+      <w:r>
+        <w:instrText xml:space="preserve"> TOC \o "1-3" \h \z \u </w:instrText>
+      </w:r>
+      <w:r>
+        <w:rPr>
+          <w:lang w:val="en-GB"/>
+        </w:rPr>
+        <w:fldChar w:fldCharType="separate"/>
+      </w:r>
+    </w:p>
+    <w:p>
+      <w:pPr>
+        <w:pStyle w:val="TOC1"/>
+        <w:tabs>
+          <w:tab w:val="left" w:pos="480"/>
+        </w:tabs>
+        <w:rPr>
+          <w:rFonts w:ascii="Space Grotesk" w:eastAsiaTheme="minorEastAsia" w:hAnsi="Space Grotesk"/>
+          <w:noProof/>
+          <w:lang w:val="en-US"/>
+        </w:rPr>
+      </w:pPr>
+      <w:hyperlink w:anchor="_Toc226892333" w:history="1">
+        <w:r>
+          <w:rPr>
+            <w:rStyle w:val="Hyperlink"/>
+            <w:rFonts w:ascii="Space Grotesk" w:hAnsi="Space Grotesk"/>
+            <w:noProof/>
+          </w:rPr>
+          <w:t>1.</w:t>
+        </w:r>
+        <w:r>
+          <w:rPr>
+            <w:rFonts w:ascii="Space Grotesk" w:eastAsiaTheme="minorEastAsia" w:hAnsi="Space Grotesk"/>
+            <w:noProof/>
+            <w:lang w:val="en-US"/>
+          </w:rPr>
+          <w:tab/>
+        </w:r>
+        <w:r>
+          <w:rPr>
+            <w:rStyle w:val="Hyperlink"/>
+            <w:rFonts w:ascii="Space Grotesk" w:hAnsi="Space Grotesk"/>
+            <w:noProof/>
+          </w:rPr>
+          <w:t>Uvod</w:t>
+        </w:r>
+        <w:r>
+          <w:rPr>
+            <w:rFonts w:ascii="Space Grotesk" w:hAnsi="Space Grotesk"/>
+            <w:noProof/>
+            <w:webHidden/>
+          </w:rPr>
+          <w:tab/>
+        </w:r>
+        <w:r>
+          <w:rPr>
+            <w:rFonts w:ascii="Space Grotesk" w:hAnsi="Space Grotesk"/>
+            <w:noProof/>
+            <w:webHidden/>
+          </w:rPr>
+          <w:fldChar w:fldCharType="begin"/>
+        </w:r>
+        <w:r>
+          <w:rPr>
+            <w:rFonts w:ascii="Space Grotesk" w:hAnsi="Space Grotesk"/>
+            <w:noProof/>
+            <w:webHidden/>
+          </w:rPr>
+          <w:instrText xml:space="preserve"> PAGEREF _Toc226892333 \h </w:instrText>
+        </w:r>
+        <w:r>
+          <w:rPr>
+            <w:rFonts w:ascii="Space Grotesk" w:hAnsi="Space Grotesk"/>
+            <w:noProof/>
+            <w:webHidden/>
+          </w:rPr>
+        </w:r>
+        <w:r>
+          <w:rPr>
+            <w:rFonts w:ascii="Space Grotesk" w:hAnsi="Space Grotesk"/>
+            <w:noProof/>
+            <w:webHidden/>
+          </w:rPr>
+          <w:fldChar w:fldCharType="separate"/>
+        </w:r>
+        <w:r>
+          <w:rPr>
+            <w:rFonts w:ascii="Space Grotesk" w:hAnsi="Space Grotesk"/>
+            <w:noProof/>
+            <w:webHidden/>
+          </w:rPr>
+          <w:t>2</w:t>
+        </w:r>
+        <w:r>
+          <w:rPr>
+            <w:rFonts w:ascii="Space Grotesk" w:hAnsi="Space Grotesk"/>
+            <w:noProof/>
+            <w:webHidden/>
+          </w:rPr>
+          <w:fldChar w:fldCharType="end"/>
+        </w:r>
+      </w:hyperlink>
     </w:p>
     <w:p>
       <w:pPr>
@@ -397,30 +509,23 @@
           <w:tab w:val="right" w:leader="dot" w:pos="9016"/>
         </w:tabs>
         <w:rPr>
-          <w:rFonts w:eastAsiaTheme="minorEastAsia"/>
+          <w:rFonts w:ascii="Space Grotesk" w:eastAsiaTheme="minorEastAsia" w:hAnsi="Space Grotesk"/>
           <w:noProof/>
           <w:lang w:val="en-US"/>
         </w:rPr>
       </w:pPr>
-      <w:r>
-        <w:fldChar w:fldCharType="begin"/>
-      </w:r>
-      <w:r>
-        <w:instrText xml:space="preserve"> TOC \o "1-3" \h \z \u </w:instrText>
-      </w:r>
-      <w:r>
-        <w:fldChar w:fldCharType="separate"/>
-      </w:r>
-      <w:hyperlink w:anchor="_Toc226892332" w:history="1">
+      <w:hyperlink w:anchor="_Toc226892334" w:history="1">
         <w:r>
           <w:rPr>
             <w:rStyle w:val="Hyperlink"/>
-            <w:noProof/>
-          </w:rPr>
-          <w:t>Sadržaj</w:t>
-        </w:r>
-        <w:r>
-          <w:rPr>
+            <w:rFonts w:ascii="Space Grotesk" w:hAnsi="Space Grotesk"/>
+            <w:noProof/>
+          </w:rPr>
+          <w:t>1.1. Rezime</w:t>
+        </w:r>
+        <w:r>
+          <w:rPr>
+            <w:rFonts w:ascii="Space Grotesk" w:hAnsi="Space Grotesk"/>
             <w:noProof/>
             <w:webHidden/>
           </w:rPr>
@@ -428,6 +533,7 @@
         </w:r>
         <w:r>
           <w:rPr>
+            <w:rFonts w:ascii="Space Grotesk" w:hAnsi="Space Grotesk"/>
             <w:noProof/>
             <w:webHidden/>
           </w:rPr>
@@ -435,19 +541,22 @@
         </w:r>
         <w:r>
           <w:rPr>
-            <w:noProof/>
-            <w:webHidden/>
-          </w:rPr>
-          <w:instrText xml:space="preserve"> PAGEREF _Toc226892332 \h </w:instrText>
-        </w:r>
-        <w:r>
-          <w:rPr>
-            <w:noProof/>
-            <w:webHidden/>
-          </w:rPr>
-        </w:r>
-        <w:r>
-          <w:rPr>
+            <w:rFonts w:ascii="Space Grotesk" w:hAnsi="Space Grotesk"/>
+            <w:noProof/>
+            <w:webHidden/>
+          </w:rPr>
+          <w:instrText xml:space="preserve"> PAGEREF _Toc226892334 \h </w:instrText>
+        </w:r>
+        <w:r>
+          <w:rPr>
+            <w:rFonts w:ascii="Space Grotesk" w:hAnsi="Space Grotesk"/>
+            <w:noProof/>
+            <w:webHidden/>
+          </w:rPr>
+        </w:r>
+        <w:r>
+          <w:rPr>
+            <w:rFonts w:ascii="Space Grotesk" w:hAnsi="Space Grotesk"/>
             <w:noProof/>
             <w:webHidden/>
           </w:rPr>
@@ -455,13 +564,249 @@
         </w:r>
         <w:r>
           <w:rPr>
-            <w:noProof/>
-            <w:webHidden/>
-          </w:rPr>
-          <w:t>1</w:t>
-        </w:r>
-        <w:r>
-          <w:rPr>
+            <w:rFonts w:ascii="Space Grotesk" w:hAnsi="Space Grotesk"/>
+            <w:noProof/>
+            <w:webHidden/>
+          </w:rPr>
+          <w:t>2</w:t>
+        </w:r>
+        <w:r>
+          <w:rPr>
+            <w:rFonts w:ascii="Space Grotesk" w:hAnsi="Space Grotesk"/>
+            <w:noProof/>
+            <w:webHidden/>
+          </w:rPr>
+          <w:fldChar w:fldCharType="end"/>
+        </w:r>
+      </w:hyperlink>
+    </w:p>
+    <w:p>
+      <w:pPr>
+        <w:pStyle w:val="TOC2"/>
+        <w:tabs>
+          <w:tab w:val="right" w:leader="dot" w:pos="9016"/>
+        </w:tabs>
+        <w:rPr>
+          <w:rFonts w:ascii="Space Grotesk" w:eastAsiaTheme="minorEastAsia" w:hAnsi="Space Grotesk"/>
+          <w:noProof/>
+          <w:lang w:val="en-US"/>
+        </w:rPr>
+      </w:pPr>
+      <w:hyperlink w:anchor="_Toc226892335" w:history="1">
+        <w:r>
+          <w:rPr>
+            <w:rStyle w:val="Hyperlink"/>
+            <w:rFonts w:ascii="Space Grotesk" w:hAnsi="Space Grotesk"/>
+            <w:noProof/>
+          </w:rPr>
+          <w:t>1.2. Namena dokumenta i ciljne grupe</w:t>
+        </w:r>
+        <w:r>
+          <w:rPr>
+            <w:rFonts w:ascii="Space Grotesk" w:hAnsi="Space Grotesk"/>
+            <w:noProof/>
+            <w:webHidden/>
+          </w:rPr>
+          <w:tab/>
+        </w:r>
+        <w:r>
+          <w:rPr>
+            <w:rFonts w:ascii="Space Grotesk" w:hAnsi="Space Grotesk"/>
+            <w:noProof/>
+            <w:webHidden/>
+          </w:rPr>
+          <w:fldChar w:fldCharType="begin"/>
+        </w:r>
+        <w:r>
+          <w:rPr>
+            <w:rFonts w:ascii="Space Grotesk" w:hAnsi="Space Grotesk"/>
+            <w:noProof/>
+            <w:webHidden/>
+          </w:rPr>
+          <w:instrText xml:space="preserve"> PAGEREF _Toc226892335 \h </w:instrText>
+        </w:r>
+        <w:r>
+          <w:rPr>
+            <w:rFonts w:ascii="Space Grotesk" w:hAnsi="Space Grotesk"/>
+            <w:noProof/>
+            <w:webHidden/>
+          </w:rPr>
+        </w:r>
+        <w:r>
+          <w:rPr>
+            <w:rFonts w:ascii="Space Grotesk" w:hAnsi="Space Grotesk"/>
+            <w:noProof/>
+            <w:webHidden/>
+          </w:rPr>
+          <w:fldChar w:fldCharType="separate"/>
+        </w:r>
+        <w:r>
+          <w:rPr>
+            <w:rFonts w:ascii="Space Grotesk" w:hAnsi="Space Grotesk"/>
+            <w:noProof/>
+            <w:webHidden/>
+          </w:rPr>
+          <w:t>2</w:t>
+        </w:r>
+        <w:r>
+          <w:rPr>
+            <w:rFonts w:ascii="Space Grotesk" w:hAnsi="Space Grotesk"/>
+            <w:noProof/>
+            <w:webHidden/>
+          </w:rPr>
+          <w:fldChar w:fldCharType="end"/>
+        </w:r>
+      </w:hyperlink>
+    </w:p>
+    <w:p>
+      <w:pPr>
+        <w:pStyle w:val="TOC2"/>
+        <w:tabs>
+          <w:tab w:val="right" w:leader="dot" w:pos="9016"/>
+        </w:tabs>
+        <w:rPr>
+          <w:rFonts w:ascii="Space Grotesk" w:eastAsiaTheme="minorEastAsia" w:hAnsi="Space Grotesk"/>
+          <w:noProof/>
+          <w:lang w:val="en-US"/>
+        </w:rPr>
+      </w:pPr>
+      <w:hyperlink w:anchor="_Toc226892336" w:history="1">
+        <w:r>
+          <w:rPr>
+            <w:rStyle w:val="Hyperlink"/>
+            <w:rFonts w:ascii="Space Grotesk" w:hAnsi="Space Grotesk"/>
+            <w:noProof/>
+          </w:rPr>
+          <w:t>1.3. Reference</w:t>
+        </w:r>
+        <w:r>
+          <w:rPr>
+            <w:rFonts w:ascii="Space Grotesk" w:hAnsi="Space Grotesk"/>
+            <w:noProof/>
+            <w:webHidden/>
+          </w:rPr>
+          <w:tab/>
+        </w:r>
+        <w:r>
+          <w:rPr>
+            <w:rFonts w:ascii="Space Grotesk" w:hAnsi="Space Grotesk"/>
+            <w:noProof/>
+            <w:webHidden/>
+          </w:rPr>
+          <w:fldChar w:fldCharType="begin"/>
+        </w:r>
+        <w:r>
+          <w:rPr>
+            <w:rFonts w:ascii="Space Grotesk" w:hAnsi="Space Grotesk"/>
+            <w:noProof/>
+            <w:webHidden/>
+          </w:rPr>
+          <w:instrText xml:space="preserve"> PAGEREF _Toc226892336 \h </w:instrText>
+        </w:r>
+        <w:r>
+          <w:rPr>
+            <w:rFonts w:ascii="Space Grotesk" w:hAnsi="Space Grotesk"/>
+            <w:noProof/>
+            <w:webHidden/>
+          </w:rPr>
+        </w:r>
+        <w:r>
+          <w:rPr>
+            <w:rFonts w:ascii="Space Grotesk" w:hAnsi="Space Grotesk"/>
+            <w:noProof/>
+            <w:webHidden/>
+          </w:rPr>
+          <w:fldChar w:fldCharType="separate"/>
+        </w:r>
+        <w:r>
+          <w:rPr>
+            <w:rFonts w:ascii="Space Grotesk" w:hAnsi="Space Grotesk"/>
+            <w:noProof/>
+            <w:webHidden/>
+          </w:rPr>
+          <w:t>2</w:t>
+        </w:r>
+        <w:r>
+          <w:rPr>
+            <w:rFonts w:ascii="Space Grotesk" w:hAnsi="Space Grotesk"/>
+            <w:noProof/>
+            <w:webHidden/>
+          </w:rPr>
+          <w:fldChar w:fldCharType="end"/>
+        </w:r>
+      </w:hyperlink>
+    </w:p>
+    <w:p>
+      <w:pPr>
+        <w:pStyle w:val="TOC2"/>
+        <w:tabs>
+          <w:tab w:val="right" w:leader="dot" w:pos="9016"/>
+        </w:tabs>
+        <w:rPr>
+          <w:rFonts w:ascii="Space Grotesk" w:eastAsiaTheme="minorEastAsia" w:hAnsi="Space Grotesk"/>
+          <w:noProof/>
+          <w:lang w:val="en-US"/>
+        </w:rPr>
+      </w:pPr>
+      <w:hyperlink w:anchor="_Toc226892337" w:history="1">
+        <w:r>
+          <w:rPr>
+            <w:rStyle w:val="Hyperlink"/>
+            <w:rFonts w:ascii="Space Grotesk" w:hAnsi="Space Grotesk"/>
+            <w:noProof/>
+          </w:rPr>
+          <w:t>1.4. Otvorena pitanja</w:t>
+        </w:r>
+        <w:r>
+          <w:rPr>
+            <w:rFonts w:ascii="Space Grotesk" w:hAnsi="Space Grotesk"/>
+            <w:noProof/>
+            <w:webHidden/>
+          </w:rPr>
+          <w:tab/>
+        </w:r>
+        <w:r>
+          <w:rPr>
+            <w:rFonts w:ascii="Space Grotesk" w:hAnsi="Space Grotesk"/>
+            <w:noProof/>
+            <w:webHidden/>
+          </w:rPr>
+          <w:fldChar w:fldCharType="begin"/>
+        </w:r>
+        <w:r>
+          <w:rPr>
+            <w:rFonts w:ascii="Space Grotesk" w:hAnsi="Space Grotesk"/>
+            <w:noProof/>
+            <w:webHidden/>
+          </w:rPr>
+          <w:instrText xml:space="preserve"> PAGEREF _Toc226892337 \h </w:instrText>
+        </w:r>
+        <w:r>
+          <w:rPr>
+            <w:rFonts w:ascii="Space Grotesk" w:hAnsi="Space Grotesk"/>
+            <w:noProof/>
+            <w:webHidden/>
+          </w:rPr>
+        </w:r>
+        <w:r>
+          <w:rPr>
+            <w:rFonts w:ascii="Space Grotesk" w:hAnsi="Space Grotesk"/>
+            <w:noProof/>
+            <w:webHidden/>
+          </w:rPr>
+          <w:fldChar w:fldCharType="separate"/>
+        </w:r>
+        <w:r>
+          <w:rPr>
+            <w:rFonts w:ascii="Space Grotesk" w:hAnsi="Space Grotesk"/>
+            <w:noProof/>
+            <w:webHidden/>
+          </w:rPr>
+          <w:t>2</w:t>
+        </w:r>
+        <w:r>
+          <w:rPr>
+            <w:rFonts w:ascii="Space Grotesk" w:hAnsi="Space Grotesk"/>
             <w:noProof/>
             <w:webHidden/>
           </w:rPr>
@@ -476,22 +821,23 @@
           <w:tab w:val="left" w:pos="480"/>
         </w:tabs>
         <w:rPr>
-          <w:rFonts w:eastAsiaTheme="minorEastAsia"/>
+          <w:rFonts w:ascii="Space Grotesk" w:eastAsiaTheme="minorEastAsia" w:hAnsi="Space Grotesk"/>
           <w:noProof/>
           <w:lang w:val="en-US"/>
         </w:rPr>
       </w:pPr>
-      <w:hyperlink w:anchor="_Toc226892333" w:history="1">
+      <w:hyperlink w:anchor="_Toc226892338" w:history="1">
         <w:r>
           <w:rPr>
             <w:rStyle w:val="Hyperlink"/>
-            <w:noProof/>
-          </w:rPr>
-          <w:t>1.</w:t>
-        </w:r>
-        <w:r>
-          <w:rPr>
-            <w:rFonts w:eastAsiaTheme="minorEastAsia"/>
+            <w:rFonts w:ascii="Space Grotesk" w:hAnsi="Space Grotesk"/>
+            <w:noProof/>
+          </w:rPr>
+          <w:t>2.</w:t>
+        </w:r>
+        <w:r>
+          <w:rPr>
+            <w:rFonts w:ascii="Space Grotesk" w:eastAsiaTheme="minorEastAsia" w:hAnsi="Space Grotesk"/>
             <w:noProof/>
             <w:lang w:val="en-US"/>
           </w:rPr>
@@ -500,12 +846,14 @@
         <w:r>
           <w:rPr>
             <w:rStyle w:val="Hyperlink"/>
-            <w:noProof/>
-          </w:rPr>
-          <w:t>Uvod</w:t>
-        </w:r>
-        <w:r>
-          <w:rPr>
+            <w:rFonts w:ascii="Space Grotesk" w:hAnsi="Space Grotesk"/>
+            <w:noProof/>
+          </w:rPr>
+          <w:t>Scenario sponzorskog sistema nagrada</w:t>
+        </w:r>
+        <w:r>
+          <w:rPr>
+            <w:rFonts w:ascii="Space Grotesk" w:hAnsi="Space Grotesk"/>
             <w:noProof/>
             <w:webHidden/>
           </w:rPr>
@@ -513,6 +861,7 @@
         </w:r>
         <w:r>
           <w:rPr>
+            <w:rFonts w:ascii="Space Grotesk" w:hAnsi="Space Grotesk"/>
             <w:noProof/>
             <w:webHidden/>
           </w:rPr>
@@ -520,19 +869,22 @@
         </w:r>
         <w:r>
           <w:rPr>
-            <w:noProof/>
-            <w:webHidden/>
-          </w:rPr>
-          <w:instrText xml:space="preserve"> PAGEREF _Toc226892333 \h </w:instrText>
-        </w:r>
-        <w:r>
-          <w:rPr>
-            <w:noProof/>
-            <w:webHidden/>
-          </w:rPr>
-        </w:r>
-        <w:r>
-          <w:rPr>
+            <w:rFonts w:ascii="Space Grotesk" w:hAnsi="Space Grotesk"/>
+            <w:noProof/>
+            <w:webHidden/>
+          </w:rPr>
+          <w:instrText xml:space="preserve"> PAGEREF _Toc226892338 \h </w:instrText>
+        </w:r>
+        <w:r>
+          <w:rPr>
+            <w:rFonts w:ascii="Space Grotesk" w:hAnsi="Space Grotesk"/>
+            <w:noProof/>
+            <w:webHidden/>
+          </w:rPr>
+        </w:r>
+        <w:r>
+          <w:rPr>
+            <w:rFonts w:ascii="Space Grotesk" w:hAnsi="Space Grotesk"/>
             <w:noProof/>
             <w:webHidden/>
           </w:rPr>
@@ -540,13 +892,15 @@
         </w:r>
         <w:r>
           <w:rPr>
-            <w:noProof/>
-            <w:webHidden/>
-          </w:rPr>
-          <w:t>2</w:t>
-        </w:r>
-        <w:r>
-          <w:rPr>
+            <w:rFonts w:ascii="Space Grotesk" w:hAnsi="Space Grotesk"/>
+            <w:noProof/>
+            <w:webHidden/>
+          </w:rPr>
+          <w:t>3</w:t>
+        </w:r>
+        <w:r>
+          <w:rPr>
+            <w:rFonts w:ascii="Space Grotesk" w:hAnsi="Space Grotesk"/>
             <w:noProof/>
             <w:webHidden/>
           </w:rPr>
@@ -561,21 +915,23 @@
           <w:tab w:val="right" w:leader="dot" w:pos="9016"/>
         </w:tabs>
         <w:rPr>
-          <w:rFonts w:eastAsiaTheme="minorEastAsia"/>
+          <w:rFonts w:ascii="Space Grotesk" w:eastAsiaTheme="minorEastAsia" w:hAnsi="Space Grotesk"/>
           <w:noProof/>
           <w:lang w:val="en-US"/>
         </w:rPr>
       </w:pPr>
-      <w:hyperlink w:anchor="_Toc226892334" w:history="1">
+      <w:hyperlink w:anchor="_Toc226892339" w:history="1">
         <w:r>
           <w:rPr>
             <w:rStyle w:val="Hyperlink"/>
-            <w:noProof/>
-          </w:rPr>
-          <w:t>1.1. Rezime</w:t>
-        </w:r>
-        <w:r>
-          <w:rPr>
+            <w:rFonts w:ascii="Space Grotesk" w:hAnsi="Space Grotesk"/>
+            <w:noProof/>
+          </w:rPr>
+          <w:t>2.1. Kratak opis</w:t>
+        </w:r>
+        <w:r>
+          <w:rPr>
+            <w:rFonts w:ascii="Space Grotesk" w:hAnsi="Space Grotesk"/>
             <w:noProof/>
             <w:webHidden/>
           </w:rPr>
@@ -583,6 +939,7 @@
         </w:r>
         <w:r>
           <w:rPr>
+            <w:rFonts w:ascii="Space Grotesk" w:hAnsi="Space Grotesk"/>
             <w:noProof/>
             <w:webHidden/>
           </w:rPr>
@@ -590,19 +947,22 @@
         </w:r>
         <w:r>
           <w:rPr>
-            <w:noProof/>
-            <w:webHidden/>
-          </w:rPr>
-          <w:instrText xml:space="preserve"> PAGEREF _Toc226892334 \h </w:instrText>
-        </w:r>
-        <w:r>
-          <w:rPr>
-            <w:noProof/>
-            <w:webHidden/>
-          </w:rPr>
-        </w:r>
-        <w:r>
-          <w:rPr>
+            <w:rFonts w:ascii="Space Grotesk" w:hAnsi="Space Grotesk"/>
+            <w:noProof/>
+            <w:webHidden/>
+          </w:rPr>
+          <w:instrText xml:space="preserve"> PAGEREF _Toc226892339 \h </w:instrText>
+        </w:r>
+        <w:r>
+          <w:rPr>
+            <w:rFonts w:ascii="Space Grotesk" w:hAnsi="Space Grotesk"/>
+            <w:noProof/>
+            <w:webHidden/>
+          </w:rPr>
+        </w:r>
+        <w:r>
+          <w:rPr>
+            <w:rFonts w:ascii="Space Grotesk" w:hAnsi="Space Grotesk"/>
             <w:noProof/>
             <w:webHidden/>
           </w:rPr>
@@ -610,13 +970,15 @@
         </w:r>
         <w:r>
           <w:rPr>
-            <w:noProof/>
-            <w:webHidden/>
-          </w:rPr>
-          <w:t>2</w:t>
-        </w:r>
-        <w:r>
-          <w:rPr>
+            <w:rFonts w:ascii="Space Grotesk" w:hAnsi="Space Grotesk"/>
+            <w:noProof/>
+            <w:webHidden/>
+          </w:rPr>
+          <w:t>3</w:t>
+        </w:r>
+        <w:r>
+          <w:rPr>
+            <w:rFonts w:ascii="Space Grotesk" w:hAnsi="Space Grotesk"/>
             <w:noProof/>
             <w:webHidden/>
           </w:rPr>
@@ -631,21 +993,23 @@
           <w:tab w:val="right" w:leader="dot" w:pos="9016"/>
         </w:tabs>
         <w:rPr>
-          <w:rFonts w:eastAsiaTheme="minorEastAsia"/>
+          <w:rFonts w:ascii="Space Grotesk" w:eastAsiaTheme="minorEastAsia" w:hAnsi="Space Grotesk"/>
           <w:noProof/>
           <w:lang w:val="en-US"/>
         </w:rPr>
       </w:pPr>
-      <w:hyperlink w:anchor="_Toc226892335" w:history="1">
+      <w:hyperlink w:anchor="_Toc226892340" w:history="1">
         <w:r>
           <w:rPr>
             <w:rStyle w:val="Hyperlink"/>
-            <w:noProof/>
-          </w:rPr>
-          <w:t>1.2. Namena dokumenta i ciljne grupe</w:t>
-        </w:r>
-        <w:r>
-          <w:rPr>
+            <w:rFonts w:ascii="Space Grotesk" w:hAnsi="Space Grotesk"/>
+            <w:noProof/>
+          </w:rPr>
+          <w:t>2.2. Tok događaja</w:t>
+        </w:r>
+        <w:r>
+          <w:rPr>
+            <w:rFonts w:ascii="Space Grotesk" w:hAnsi="Space Grotesk"/>
             <w:noProof/>
             <w:webHidden/>
           </w:rPr>
@@ -653,6 +1017,7 @@
         </w:r>
         <w:r>
           <w:rPr>
+            <w:rFonts w:ascii="Space Grotesk" w:hAnsi="Space Grotesk"/>
             <w:noProof/>
             <w:webHidden/>
           </w:rPr>
@@ -660,19 +1025,22 @@
         </w:r>
         <w:r>
           <w:rPr>
-            <w:noProof/>
-            <w:webHidden/>
-          </w:rPr>
-          <w:instrText xml:space="preserve"> PAGEREF _Toc226892335 \h </w:instrText>
-        </w:r>
-        <w:r>
-          <w:rPr>
-            <w:noProof/>
-            <w:webHidden/>
-          </w:rPr>
-        </w:r>
-        <w:r>
-          <w:rPr>
+            <w:rFonts w:ascii="Space Grotesk" w:hAnsi="Space Grotesk"/>
+            <w:noProof/>
+            <w:webHidden/>
+          </w:rPr>
+          <w:instrText xml:space="preserve"> PAGEREF _Toc226892340 \h </w:instrText>
+        </w:r>
+        <w:r>
+          <w:rPr>
+            <w:rFonts w:ascii="Space Grotesk" w:hAnsi="Space Grotesk"/>
+            <w:noProof/>
+            <w:webHidden/>
+          </w:rPr>
+        </w:r>
+        <w:r>
+          <w:rPr>
+            <w:rFonts w:ascii="Space Grotesk" w:hAnsi="Space Grotesk"/>
             <w:noProof/>
             <w:webHidden/>
           </w:rPr>
@@ -680,231 +1048,7 @@
         </w:r>
         <w:r>
           <w:rPr>
-            <w:noProof/>
-            <w:webHidden/>
-          </w:rPr>
-          <w:t>2</w:t>
-        </w:r>
-        <w:r>
-          <w:rPr>
-            <w:noProof/>
-            <w:webHidden/>
-          </w:rPr>
-          <w:fldChar w:fldCharType="end"/>
-        </w:r>
-      </w:hyperlink>
-    </w:p>
-    <w:p>
-      <w:pPr>
-        <w:pStyle w:val="TOC2"/>
-        <w:tabs>
-          <w:tab w:val="right" w:leader="dot" w:pos="9016"/>
-        </w:tabs>
-        <w:rPr>
-          <w:rFonts w:eastAsiaTheme="minorEastAsia"/>
-          <w:noProof/>
-          <w:lang w:val="en-US"/>
-        </w:rPr>
-      </w:pPr>
-      <w:hyperlink w:anchor="_Toc226892336" w:history="1">
-        <w:r>
-          <w:rPr>
-            <w:rStyle w:val="Hyperlink"/>
-            <w:noProof/>
-          </w:rPr>
-          <w:t>1.3. Reference</w:t>
-        </w:r>
-        <w:r>
-          <w:rPr>
-            <w:noProof/>
-            <w:webHidden/>
-          </w:rPr>
-          <w:tab/>
-        </w:r>
-        <w:r>
-          <w:rPr>
-            <w:noProof/>
-            <w:webHidden/>
-          </w:rPr>
-          <w:fldChar w:fldCharType="begin"/>
-        </w:r>
-        <w:r>
-          <w:rPr>
-            <w:noProof/>
-            <w:webHidden/>
-          </w:rPr>
-          <w:instrText xml:space="preserve"> PAGEREF _Toc226892336 \h </w:instrText>
-        </w:r>
-        <w:r>
-          <w:rPr>
-            <w:noProof/>
-            <w:webHidden/>
-          </w:rPr>
-        </w:r>
-        <w:r>
-          <w:rPr>
-            <w:noProof/>
-            <w:webHidden/>
-          </w:rPr>
-          <w:fldChar w:fldCharType="separate"/>
-        </w:r>
-        <w:r>
-          <w:rPr>
-            <w:noProof/>
-            <w:webHidden/>
-          </w:rPr>
-          <w:t>2</w:t>
-        </w:r>
-        <w:r>
-          <w:rPr>
-            <w:noProof/>
-            <w:webHidden/>
-          </w:rPr>
-          <w:fldChar w:fldCharType="end"/>
-        </w:r>
-      </w:hyperlink>
-    </w:p>
-    <w:p>
-      <w:pPr>
-        <w:pStyle w:val="TOC2"/>
-        <w:tabs>
-          <w:tab w:val="right" w:leader="dot" w:pos="9016"/>
-        </w:tabs>
-        <w:rPr>
-          <w:rFonts w:eastAsiaTheme="minorEastAsia"/>
-          <w:noProof/>
-          <w:lang w:val="en-US"/>
-        </w:rPr>
-      </w:pPr>
-      <w:hyperlink w:anchor="_Toc226892337" w:history="1">
-        <w:r>
-          <w:rPr>
-            <w:rStyle w:val="Hyperlink"/>
-            <w:noProof/>
-          </w:rPr>
-          <w:t>1.4. Otvorena pitanja</w:t>
-        </w:r>
-        <w:r>
-          <w:rPr>
-            <w:noProof/>
-            <w:webHidden/>
-          </w:rPr>
-          <w:tab/>
-        </w:r>
-        <w:r>
-          <w:rPr>
-            <w:noProof/>
-            <w:webHidden/>
-          </w:rPr>
-          <w:fldChar w:fldCharType="begin"/>
-        </w:r>
-        <w:r>
-          <w:rPr>
-            <w:noProof/>
-            <w:webHidden/>
-          </w:rPr>
-          <w:instrText xml:space="preserve"> PAGEREF _Toc226892337 \h </w:instrText>
-        </w:r>
-        <w:r>
-          <w:rPr>
-            <w:noProof/>
-            <w:webHidden/>
-          </w:rPr>
-        </w:r>
-        <w:r>
-          <w:rPr>
-            <w:noProof/>
-            <w:webHidden/>
-          </w:rPr>
-          <w:fldChar w:fldCharType="separate"/>
-        </w:r>
-        <w:r>
-          <w:rPr>
-            <w:noProof/>
-            <w:webHidden/>
-          </w:rPr>
-          <w:t>2</w:t>
-        </w:r>
-        <w:r>
-          <w:rPr>
-            <w:noProof/>
-            <w:webHidden/>
-          </w:rPr>
-          <w:fldChar w:fldCharType="end"/>
-        </w:r>
-      </w:hyperlink>
-    </w:p>
-    <w:p>
-      <w:pPr>
-        <w:pStyle w:val="TOC1"/>
-        <w:tabs>
-          <w:tab w:val="left" w:pos="480"/>
-        </w:tabs>
-        <w:rPr>
-          <w:rFonts w:eastAsiaTheme="minorEastAsia"/>
-          <w:noProof/>
-          <w:lang w:val="en-US"/>
-        </w:rPr>
-      </w:pPr>
-      <w:hyperlink w:anchor="_Toc226892338" w:history="1">
-        <w:r>
-          <w:rPr>
-            <w:rStyle w:val="Hyperlink"/>
-            <w:noProof/>
-          </w:rPr>
-          <w:t>2.</w:t>
-        </w:r>
-        <w:r>
-          <w:rPr>
-            <w:rFonts w:eastAsiaTheme="minorEastAsia"/>
-            <w:noProof/>
-            <w:lang w:val="en-US"/>
-          </w:rPr>
-          <w:tab/>
-        </w:r>
-        <w:r>
-          <w:rPr>
-            <w:rStyle w:val="Hyperlink"/>
-            <w:noProof/>
-          </w:rPr>
-          <w:t>Scenario sponzorskog sistema nagrada</w:t>
-        </w:r>
-        <w:r>
-          <w:rPr>
-            <w:noProof/>
-            <w:webHidden/>
-          </w:rPr>
-          <w:tab/>
-        </w:r>
-        <w:r>
-          <w:rPr>
-            <w:noProof/>
-            <w:webHidden/>
-          </w:rPr>
-          <w:fldChar w:fldCharType="begin"/>
-        </w:r>
-        <w:r>
-          <w:rPr>
-            <w:noProof/>
-            <w:webHidden/>
-          </w:rPr>
-          <w:instrText xml:space="preserve"> PAGEREF _Toc226892338 \h </w:instrText>
-        </w:r>
-        <w:r>
-          <w:rPr>
-            <w:noProof/>
-            <w:webHidden/>
-          </w:rPr>
-        </w:r>
-        <w:r>
-          <w:rPr>
-            <w:noProof/>
-            <w:webHidden/>
-          </w:rPr>
-          <w:fldChar w:fldCharType="separate"/>
-        </w:r>
-        <w:r>
-          <w:rPr>
+            <w:rFonts w:ascii="Space Grotesk" w:hAnsi="Space Grotesk"/>
             <w:noProof/>
             <w:webHidden/>
           </w:rPr>
@@ -912,146 +1056,7 @@
         </w:r>
         <w:r>
           <w:rPr>
-            <w:noProof/>
-            <w:webHidden/>
-          </w:rPr>
-          <w:fldChar w:fldCharType="end"/>
-        </w:r>
-      </w:hyperlink>
-    </w:p>
-    <w:p>
-      <w:pPr>
-        <w:pStyle w:val="TOC2"/>
-        <w:tabs>
-          <w:tab w:val="right" w:leader="dot" w:pos="9016"/>
-        </w:tabs>
-        <w:rPr>
-          <w:rFonts w:eastAsiaTheme="minorEastAsia"/>
-          <w:noProof/>
-          <w:lang w:val="en-US"/>
-        </w:rPr>
-      </w:pPr>
-      <w:hyperlink w:anchor="_Toc226892339" w:history="1">
-        <w:r>
-          <w:rPr>
-            <w:rStyle w:val="Hyperlink"/>
-            <w:noProof/>
-          </w:rPr>
-          <w:t>2.1. Kratak opis</w:t>
-        </w:r>
-        <w:r>
-          <w:rPr>
-            <w:noProof/>
-            <w:webHidden/>
-          </w:rPr>
-          <w:tab/>
-        </w:r>
-        <w:r>
-          <w:rPr>
-            <w:noProof/>
-            <w:webHidden/>
-          </w:rPr>
-          <w:fldChar w:fldCharType="begin"/>
-        </w:r>
-        <w:r>
-          <w:rPr>
-            <w:noProof/>
-            <w:webHidden/>
-          </w:rPr>
-          <w:instrText xml:space="preserve"> PAGEREF _Toc226892339 \h </w:instrText>
-        </w:r>
-        <w:r>
-          <w:rPr>
-            <w:noProof/>
-            <w:webHidden/>
-          </w:rPr>
-        </w:r>
-        <w:r>
-          <w:rPr>
-            <w:noProof/>
-            <w:webHidden/>
-          </w:rPr>
-          <w:fldChar w:fldCharType="separate"/>
-        </w:r>
-        <w:r>
-          <w:rPr>
-            <w:noProof/>
-            <w:webHidden/>
-          </w:rPr>
-          <w:t>3</w:t>
-        </w:r>
-        <w:r>
-          <w:rPr>
-            <w:noProof/>
-            <w:webHidden/>
-          </w:rPr>
-          <w:fldChar w:fldCharType="end"/>
-        </w:r>
-      </w:hyperlink>
-    </w:p>
-    <w:p>
-      <w:pPr>
-        <w:pStyle w:val="TOC2"/>
-        <w:tabs>
-          <w:tab w:val="right" w:leader="dot" w:pos="9016"/>
-        </w:tabs>
-        <w:rPr>
-          <w:rFonts w:eastAsiaTheme="minorEastAsia"/>
-          <w:noProof/>
-          <w:lang w:val="en-US"/>
-        </w:rPr>
-      </w:pPr>
-      <w:hyperlink w:anchor="_Toc226892340" w:history="1">
-        <w:r>
-          <w:rPr>
-            <w:rStyle w:val="Hyperlink"/>
-            <w:noProof/>
-          </w:rPr>
-          <w:t>2.2. Tok događaja</w:t>
-        </w:r>
-        <w:r>
-          <w:rPr>
-            <w:noProof/>
-            <w:webHidden/>
-          </w:rPr>
-          <w:tab/>
-        </w:r>
-        <w:r>
-          <w:rPr>
-            <w:noProof/>
-            <w:webHidden/>
-          </w:rPr>
-          <w:fldChar w:fldCharType="begin"/>
-        </w:r>
-        <w:r>
-          <w:rPr>
-            <w:noProof/>
-            <w:webHidden/>
-          </w:rPr>
-          <w:instrText xml:space="preserve"> PAGEREF _Toc226892340 \h </w:instrText>
-        </w:r>
-        <w:r>
-          <w:rPr>
-            <w:noProof/>
-            <w:webHidden/>
-          </w:rPr>
-        </w:r>
-        <w:r>
-          <w:rPr>
-            <w:noProof/>
-            <w:webHidden/>
-          </w:rPr>
-          <w:fldChar w:fldCharType="separate"/>
-        </w:r>
-        <w:r>
-          <w:rPr>
-            <w:noProof/>
-            <w:webHidden/>
-          </w:rPr>
-          <w:t>3</w:t>
-        </w:r>
-        <w:r>
-          <w:rPr>
+            <w:rFonts w:ascii="Space Grotesk" w:hAnsi="Space Grotesk"/>
             <w:noProof/>
             <w:webHidden/>
           </w:rPr>
@@ -1067,7 +1072,7 @@
           <w:tab w:val="right" w:leader="dot" w:pos="9016"/>
         </w:tabs>
         <w:rPr>
-          <w:rFonts w:eastAsiaTheme="minorEastAsia"/>
+          <w:rFonts w:ascii="Space Grotesk" w:eastAsiaTheme="minorEastAsia" w:hAnsi="Space Grotesk"/>
           <w:noProof/>
           <w:lang w:val="en-US"/>
         </w:rPr>
@@ -1076,13 +1081,14 @@
         <w:r>
           <w:rPr>
             <w:rStyle w:val="Hyperlink"/>
+            <w:rFonts w:ascii="Space Grotesk" w:hAnsi="Space Grotesk"/>
             <w:noProof/>
           </w:rPr>
           <w:t>1.</w:t>
         </w:r>
         <w:r>
           <w:rPr>
-            <w:rFonts w:eastAsiaTheme="minorEastAsia"/>
+            <w:rFonts w:ascii="Space Grotesk" w:eastAsiaTheme="minorEastAsia" w:hAnsi="Space Grotesk"/>
             <w:noProof/>
             <w:lang w:val="en-US"/>
           </w:rPr>
@@ -1091,12 +1097,14 @@
         <w:r>
           <w:rPr>
             <w:rStyle w:val="Hyperlink"/>
+            <w:rFonts w:ascii="Space Grotesk" w:hAnsi="Space Grotesk"/>
             <w:noProof/>
           </w:rPr>
           <w:t>Organizacija uspešno kreira sponzorski pod-izazov</w:t>
         </w:r>
         <w:r>
           <w:rPr>
+            <w:rFonts w:ascii="Space Grotesk" w:hAnsi="Space Grotesk"/>
             <w:noProof/>
             <w:webHidden/>
           </w:rPr>
@@ -1104,6 +1112,7 @@
         </w:r>
         <w:r>
           <w:rPr>
+            <w:rFonts w:ascii="Space Grotesk" w:hAnsi="Space Grotesk"/>
             <w:noProof/>
             <w:webHidden/>
           </w:rPr>
@@ -1111,6 +1120,7 @@
         </w:r>
         <w:r>
           <w:rPr>
+            <w:rFonts w:ascii="Space Grotesk" w:hAnsi="Space Grotesk"/>
             <w:noProof/>
             <w:webHidden/>
           </w:rPr>
@@ -1118,12 +1128,14 @@
         </w:r>
         <w:r>
           <w:rPr>
-            <w:noProof/>
-            <w:webHidden/>
-          </w:rPr>
-        </w:r>
-        <w:r>
-          <w:rPr>
+            <w:rFonts w:ascii="Space Grotesk" w:hAnsi="Space Grotesk"/>
+            <w:noProof/>
+            <w:webHidden/>
+          </w:rPr>
+        </w:r>
+        <w:r>
+          <w:rPr>
+            <w:rFonts w:ascii="Space Grotesk" w:hAnsi="Space Grotesk"/>
             <w:noProof/>
             <w:webHidden/>
           </w:rPr>
@@ -1131,6 +1143,7 @@
         </w:r>
         <w:r>
           <w:rPr>
+            <w:rFonts w:ascii="Space Grotesk" w:hAnsi="Space Grotesk"/>
             <w:noProof/>
             <w:webHidden/>
           </w:rPr>
@@ -1138,6 +1151,7 @@
         </w:r>
         <w:r>
           <w:rPr>
+            <w:rFonts w:ascii="Space Grotesk" w:hAnsi="Space Grotesk"/>
             <w:noProof/>
             <w:webHidden/>
           </w:rPr>
@@ -1153,7 +1167,7 @@
           <w:tab w:val="right" w:leader="dot" w:pos="9016"/>
         </w:tabs>
         <w:rPr>
-          <w:rFonts w:eastAsiaTheme="minorEastAsia"/>
+          <w:rFonts w:ascii="Space Grotesk" w:eastAsiaTheme="minorEastAsia" w:hAnsi="Space Grotesk"/>
           <w:noProof/>
           <w:lang w:val="en-US"/>
         </w:rPr>
@@ -1162,13 +1176,14 @@
         <w:r>
           <w:rPr>
             <w:rStyle w:val="Hyperlink"/>
+            <w:rFonts w:ascii="Space Grotesk" w:hAnsi="Space Grotesk"/>
             <w:noProof/>
           </w:rPr>
           <w:t>2.</w:t>
         </w:r>
         <w:r>
           <w:rPr>
-            <w:rFonts w:eastAsiaTheme="minorEastAsia"/>
+            <w:rFonts w:ascii="Space Grotesk" w:eastAsiaTheme="minorEastAsia" w:hAnsi="Space Grotesk"/>
             <w:noProof/>
             <w:lang w:val="en-US"/>
           </w:rPr>
@@ -1177,12 +1192,14 @@
         <w:r>
           <w:rPr>
             <w:rStyle w:val="Hyperlink"/>
+            <w:rFonts w:ascii="Space Grotesk" w:hAnsi="Space Grotesk"/>
             <w:noProof/>
           </w:rPr>
           <w:t>Takmičar pregleda sponzorske pod-izazove i prijavljuje rešenje</w:t>
         </w:r>
         <w:r>
           <w:rPr>
+            <w:rFonts w:ascii="Space Grotesk" w:hAnsi="Space Grotesk"/>
             <w:noProof/>
             <w:webHidden/>
           </w:rPr>
@@ -1190,6 +1207,7 @@
         </w:r>
         <w:r>
           <w:rPr>
+            <w:rFonts w:ascii="Space Grotesk" w:hAnsi="Space Grotesk"/>
             <w:noProof/>
             <w:webHidden/>
           </w:rPr>
@@ -1197,6 +1215,7 @@
         </w:r>
         <w:r>
           <w:rPr>
+            <w:rFonts w:ascii="Space Grotesk" w:hAnsi="Space Grotesk"/>
             <w:noProof/>
             <w:webHidden/>
           </w:rPr>
@@ -1204,12 +1223,14 @@
         </w:r>
         <w:r>
           <w:rPr>
-            <w:noProof/>
-            <w:webHidden/>
-          </w:rPr>
-        </w:r>
-        <w:r>
-          <w:rPr>
+            <w:rFonts w:ascii="Space Grotesk" w:hAnsi="Space Grotesk"/>
+            <w:noProof/>
+            <w:webHidden/>
+          </w:rPr>
+        </w:r>
+        <w:r>
+          <w:rPr>
+            <w:rFonts w:ascii="Space Grotesk" w:hAnsi="Space Grotesk"/>
             <w:noProof/>
             <w:webHidden/>
           </w:rPr>
@@ -1217,6 +1238,7 @@
         </w:r>
         <w:r>
           <w:rPr>
+            <w:rFonts w:ascii="Space Grotesk" w:hAnsi="Space Grotesk"/>
             <w:noProof/>
             <w:webHidden/>
           </w:rPr>
@@ -1224,6 +1246,7 @@
         </w:r>
         <w:r>
           <w:rPr>
+            <w:rFonts w:ascii="Space Grotesk" w:hAnsi="Space Grotesk"/>
             <w:noProof/>
             <w:webHidden/>
           </w:rPr>
@@ -1239,7 +1262,7 @@
           <w:tab w:val="right" w:leader="dot" w:pos="9016"/>
         </w:tabs>
         <w:rPr>
-          <w:rFonts w:eastAsiaTheme="minorEastAsia"/>
+          <w:rFonts w:ascii="Space Grotesk" w:eastAsiaTheme="minorEastAsia" w:hAnsi="Space Grotesk"/>
           <w:noProof/>
           <w:lang w:val="en-US"/>
         </w:rPr>
@@ -1248,13 +1271,14 @@
         <w:r>
           <w:rPr>
             <w:rStyle w:val="Hyperlink"/>
+            <w:rFonts w:ascii="Space Grotesk" w:hAnsi="Space Grotesk"/>
             <w:noProof/>
           </w:rPr>
           <w:t>3.</w:t>
         </w:r>
         <w:r>
           <w:rPr>
-            <w:rFonts w:eastAsiaTheme="minorEastAsia"/>
+            <w:rFonts w:ascii="Space Grotesk" w:eastAsiaTheme="minorEastAsia" w:hAnsi="Space Grotesk"/>
             <w:noProof/>
             <w:lang w:val="en-US"/>
           </w:rPr>
@@ -1263,12 +1287,14 @@
         <w:r>
           <w:rPr>
             <w:rStyle w:val="Hyperlink"/>
+            <w:rFonts w:ascii="Space Grotesk" w:hAnsi="Space Grotesk"/>
             <w:noProof/>
           </w:rPr>
           <w:t>Organizacija dodeljuje sponzorsku nagradu pobedniku</w:t>
         </w:r>
         <w:r>
           <w:rPr>
+            <w:rFonts w:ascii="Space Grotesk" w:hAnsi="Space Grotesk"/>
             <w:noProof/>
             <w:webHidden/>
           </w:rPr>
@@ -1276,6 +1302,7 @@
         </w:r>
         <w:r>
           <w:rPr>
+            <w:rFonts w:ascii="Space Grotesk" w:hAnsi="Space Grotesk"/>
             <w:noProof/>
             <w:webHidden/>
           </w:rPr>
@@ -1283,6 +1310,7 @@
         </w:r>
         <w:r>
           <w:rPr>
+            <w:rFonts w:ascii="Space Grotesk" w:hAnsi="Space Grotesk"/>
             <w:noProof/>
             <w:webHidden/>
           </w:rPr>
@@ -1290,12 +1318,14 @@
         </w:r>
         <w:r>
           <w:rPr>
-            <w:noProof/>
-            <w:webHidden/>
-          </w:rPr>
-        </w:r>
-        <w:r>
-          <w:rPr>
+            <w:rFonts w:ascii="Space Grotesk" w:hAnsi="Space Grotesk"/>
+            <w:noProof/>
+            <w:webHidden/>
+          </w:rPr>
+        </w:r>
+        <w:r>
+          <w:rPr>
+            <w:rFonts w:ascii="Space Grotesk" w:hAnsi="Space Grotesk"/>
             <w:noProof/>
             <w:webHidden/>
           </w:rPr>
@@ -1303,6 +1333,7 @@
         </w:r>
         <w:r>
           <w:rPr>
+            <w:rFonts w:ascii="Space Grotesk" w:hAnsi="Space Grotesk"/>
             <w:noProof/>
             <w:webHidden/>
           </w:rPr>
@@ -1310,6 +1341,7 @@
         </w:r>
         <w:r>
           <w:rPr>
+            <w:rFonts w:ascii="Space Grotesk" w:hAnsi="Space Grotesk"/>
             <w:noProof/>
             <w:webHidden/>
           </w:rPr>
@@ -1325,7 +1357,7 @@
           <w:tab w:val="right" w:leader="dot" w:pos="9016"/>
         </w:tabs>
         <w:rPr>
-          <w:rFonts w:eastAsiaTheme="minorEastAsia"/>
+          <w:rFonts w:ascii="Space Grotesk" w:eastAsiaTheme="minorEastAsia" w:hAnsi="Space Grotesk"/>
           <w:noProof/>
           <w:lang w:val="en-US"/>
         </w:rPr>
@@ -1334,13 +1366,14 @@
         <w:r>
           <w:rPr>
             <w:rStyle w:val="Hyperlink"/>
+            <w:rFonts w:ascii="Space Grotesk" w:hAnsi="Space Grotesk"/>
             <w:noProof/>
           </w:rPr>
           <w:t>4.</w:t>
         </w:r>
         <w:r>
           <w:rPr>
-            <w:rFonts w:eastAsiaTheme="minorEastAsia"/>
+            <w:rFonts w:ascii="Space Grotesk" w:eastAsiaTheme="minorEastAsia" w:hAnsi="Space Grotesk"/>
             <w:noProof/>
             <w:lang w:val="en-US"/>
           </w:rPr>
@@ -1349,12 +1382,14 @@
         <w:r>
           <w:rPr>
             <w:rStyle w:val="Hyperlink"/>
+            <w:rFonts w:ascii="Space Grotesk" w:hAnsi="Space Grotesk"/>
             <w:noProof/>
           </w:rPr>
           <w:t>Organizacija uklanja sponzorski pod-izazov pre početka hakathona</w:t>
         </w:r>
         <w:r>
           <w:rPr>
+            <w:rFonts w:ascii="Space Grotesk" w:hAnsi="Space Grotesk"/>
             <w:noProof/>
             <w:webHidden/>
           </w:rPr>
@@ -1362,6 +1397,7 @@
         </w:r>
         <w:r>
           <w:rPr>
+            <w:rFonts w:ascii="Space Grotesk" w:hAnsi="Space Grotesk"/>
             <w:noProof/>
             <w:webHidden/>
           </w:rPr>
@@ -1369,6 +1405,7 @@
         </w:r>
         <w:r>
           <w:rPr>
+            <w:rFonts w:ascii="Space Grotesk" w:hAnsi="Space Grotesk"/>
             <w:noProof/>
             <w:webHidden/>
           </w:rPr>
@@ -1376,12 +1413,14 @@
         </w:r>
         <w:r>
           <w:rPr>
-            <w:noProof/>
-            <w:webHidden/>
-          </w:rPr>
-        </w:r>
-        <w:r>
-          <w:rPr>
+            <w:rFonts w:ascii="Space Grotesk" w:hAnsi="Space Grotesk"/>
+            <w:noProof/>
+            <w:webHidden/>
+          </w:rPr>
+        </w:r>
+        <w:r>
+          <w:rPr>
+            <w:rFonts w:ascii="Space Grotesk" w:hAnsi="Space Grotesk"/>
             <w:noProof/>
             <w:webHidden/>
           </w:rPr>
@@ -1389,6 +1428,7 @@
         </w:r>
         <w:r>
           <w:rPr>
+            <w:rFonts w:ascii="Space Grotesk" w:hAnsi="Space Grotesk"/>
             <w:noProof/>
             <w:webHidden/>
           </w:rPr>
@@ -1396,6 +1436,7 @@
         </w:r>
         <w:r>
           <w:rPr>
+            <w:rFonts w:ascii="Space Grotesk" w:hAnsi="Space Grotesk"/>
             <w:noProof/>
             <w:webHidden/>
           </w:rPr>
@@ -1411,7 +1452,7 @@
           <w:tab w:val="right" w:leader="dot" w:pos="9016"/>
         </w:tabs>
         <w:rPr>
-          <w:rFonts w:eastAsiaTheme="minorEastAsia"/>
+          <w:rFonts w:ascii="Space Grotesk" w:eastAsiaTheme="minorEastAsia" w:hAnsi="Space Grotesk"/>
           <w:noProof/>
           <w:lang w:val="en-US"/>
         </w:rPr>
@@ -1420,13 +1461,14 @@
         <w:r>
           <w:rPr>
             <w:rStyle w:val="Hyperlink"/>
+            <w:rFonts w:ascii="Space Grotesk" w:hAnsi="Space Grotesk"/>
             <w:noProof/>
           </w:rPr>
           <w:t>5.</w:t>
         </w:r>
         <w:r>
           <w:rPr>
-            <w:rFonts w:eastAsiaTheme="minorEastAsia"/>
+            <w:rFonts w:ascii="Space Grotesk" w:eastAsiaTheme="minorEastAsia" w:hAnsi="Space Grotesk"/>
             <w:noProof/>
             <w:lang w:val="en-US"/>
           </w:rPr>
@@ -1435,12 +1477,14 @@
         <w:r>
           <w:rPr>
             <w:rStyle w:val="Hyperlink"/>
+            <w:rFonts w:ascii="Space Grotesk" w:hAnsi="Space Grotesk"/>
             <w:noProof/>
           </w:rPr>
           <w:t>Takmičar pregleda dodeljene sponzorske nagrade na profilu</w:t>
         </w:r>
         <w:r>
           <w:rPr>
+            <w:rFonts w:ascii="Space Grotesk" w:hAnsi="Space Grotesk"/>
             <w:noProof/>
             <w:webHidden/>
           </w:rPr>
@@ -1448,6 +1492,7 @@
         </w:r>
         <w:r>
           <w:rPr>
+            <w:rFonts w:ascii="Space Grotesk" w:hAnsi="Space Grotesk"/>
             <w:noProof/>
             <w:webHidden/>
           </w:rPr>
@@ -1455,6 +1500,7 @@
         </w:r>
         <w:r>
           <w:rPr>
+            <w:rFonts w:ascii="Space Grotesk" w:hAnsi="Space Grotesk"/>
             <w:noProof/>
             <w:webHidden/>
           </w:rPr>
@@ -1462,12 +1508,14 @@
         </w:r>
         <w:r>
           <w:rPr>
-            <w:noProof/>
-            <w:webHidden/>
-          </w:rPr>
-        </w:r>
-        <w:r>
-          <w:rPr>
+            <w:rFonts w:ascii="Space Grotesk" w:hAnsi="Space Grotesk"/>
+            <w:noProof/>
+            <w:webHidden/>
+          </w:rPr>
+        </w:r>
+        <w:r>
+          <w:rPr>
+            <w:rFonts w:ascii="Space Grotesk" w:hAnsi="Space Grotesk"/>
             <w:noProof/>
             <w:webHidden/>
           </w:rPr>
@@ -1475,6 +1523,7 @@
         </w:r>
         <w:r>
           <w:rPr>
+            <w:rFonts w:ascii="Space Grotesk" w:hAnsi="Space Grotesk"/>
             <w:noProof/>
             <w:webHidden/>
           </w:rPr>
@@ -1482,6 +1531,7 @@
         </w:r>
         <w:r>
           <w:rPr>
+            <w:rFonts w:ascii="Space Grotesk" w:hAnsi="Space Grotesk"/>
             <w:noProof/>
             <w:webHidden/>
           </w:rPr>
@@ -1496,7 +1546,7 @@
           <w:tab w:val="right" w:leader="dot" w:pos="9016"/>
         </w:tabs>
         <w:rPr>
-          <w:rFonts w:eastAsiaTheme="minorEastAsia"/>
+          <w:rFonts w:ascii="Space Grotesk" w:eastAsiaTheme="minorEastAsia" w:hAnsi="Space Grotesk"/>
           <w:noProof/>
           <w:lang w:val="en-US"/>
         </w:rPr>
@@ -1505,12 +1555,14 @@
         <w:r>
           <w:rPr>
             <w:rStyle w:val="Hyperlink"/>
+            <w:rFonts w:ascii="Space Grotesk" w:hAnsi="Space Grotesk"/>
             <w:noProof/>
           </w:rPr>
           <w:t>2.3. Posebni zahtevi</w:t>
         </w:r>
         <w:r>
           <w:rPr>
+            <w:rFonts w:ascii="Space Grotesk" w:hAnsi="Space Grotesk"/>
             <w:noProof/>
             <w:webHidden/>
           </w:rPr>
@@ -1518,6 +1570,7 @@
         </w:r>
         <w:r>
           <w:rPr>
+            <w:rFonts w:ascii="Space Grotesk" w:hAnsi="Space Grotesk"/>
             <w:noProof/>
             <w:webHidden/>
           </w:rPr>
@@ -1525,6 +1578,7 @@
         </w:r>
         <w:r>
           <w:rPr>
+            <w:rFonts w:ascii="Space Grotesk" w:hAnsi="Space Grotesk"/>
             <w:noProof/>
             <w:webHidden/>
           </w:rPr>
@@ -1532,12 +1586,14 @@
         </w:r>
         <w:r>
           <w:rPr>
-            <w:noProof/>
-            <w:webHidden/>
-          </w:rPr>
-        </w:r>
-        <w:r>
-          <w:rPr>
+            <w:rFonts w:ascii="Space Grotesk" w:hAnsi="Space Grotesk"/>
+            <w:noProof/>
+            <w:webHidden/>
+          </w:rPr>
+        </w:r>
+        <w:r>
+          <w:rPr>
+            <w:rFonts w:ascii="Space Grotesk" w:hAnsi="Space Grotesk"/>
             <w:noProof/>
             <w:webHidden/>
           </w:rPr>
@@ -1545,6 +1601,7 @@
         </w:r>
         <w:r>
           <w:rPr>
+            <w:rFonts w:ascii="Space Grotesk" w:hAnsi="Space Grotesk"/>
             <w:noProof/>
             <w:webHidden/>
           </w:rPr>
@@ -1552,6 +1609,7 @@
         </w:r>
         <w:r>
           <w:rPr>
+            <w:rFonts w:ascii="Space Grotesk" w:hAnsi="Space Grotesk"/>
             <w:noProof/>
             <w:webHidden/>
           </w:rPr>
@@ -1566,7 +1624,7 @@
           <w:tab w:val="right" w:leader="dot" w:pos="9016"/>
         </w:tabs>
         <w:rPr>
-          <w:rFonts w:eastAsiaTheme="minorEastAsia"/>
+          <w:rFonts w:ascii="Space Grotesk" w:eastAsiaTheme="minorEastAsia" w:hAnsi="Space Grotesk"/>
           <w:noProof/>
           <w:lang w:val="en-US"/>
         </w:rPr>
@@ -1575,12 +1633,14 @@
         <w:r>
           <w:rPr>
             <w:rStyle w:val="Hyperlink"/>
+            <w:rFonts w:ascii="Space Grotesk" w:hAnsi="Space Grotesk"/>
             <w:noProof/>
           </w:rPr>
           <w:t>2.4. Preduslovi</w:t>
         </w:r>
         <w:r>
           <w:rPr>
+            <w:rFonts w:ascii="Space Grotesk" w:hAnsi="Space Grotesk"/>
             <w:noProof/>
             <w:webHidden/>
           </w:rPr>
@@ -1588,6 +1648,7 @@
         </w:r>
         <w:r>
           <w:rPr>
+            <w:rFonts w:ascii="Space Grotesk" w:hAnsi="Space Grotesk"/>
             <w:noProof/>
             <w:webHidden/>
           </w:rPr>
@@ -1595,6 +1656,7 @@
         </w:r>
         <w:r>
           <w:rPr>
+            <w:rFonts w:ascii="Space Grotesk" w:hAnsi="Space Grotesk"/>
             <w:noProof/>
             <w:webHidden/>
           </w:rPr>
@@ -1602,12 +1664,14 @@
         </w:r>
         <w:r>
           <w:rPr>
-            <w:noProof/>
-            <w:webHidden/>
-          </w:rPr>
-        </w:r>
-        <w:r>
-          <w:rPr>
+            <w:rFonts w:ascii="Space Grotesk" w:hAnsi="Space Grotesk"/>
+            <w:noProof/>
+            <w:webHidden/>
+          </w:rPr>
+        </w:r>
+        <w:r>
+          <w:rPr>
+            <w:rFonts w:ascii="Space Grotesk" w:hAnsi="Space Grotesk"/>
             <w:noProof/>
             <w:webHidden/>
           </w:rPr>
@@ -1615,6 +1679,7 @@
         </w:r>
         <w:r>
           <w:rPr>
+            <w:rFonts w:ascii="Space Grotesk" w:hAnsi="Space Grotesk"/>
             <w:noProof/>
             <w:webHidden/>
           </w:rPr>
@@ -1622,6 +1687,7 @@
         </w:r>
         <w:r>
           <w:rPr>
+            <w:rFonts w:ascii="Space Grotesk" w:hAnsi="Space Grotesk"/>
             <w:noProof/>
             <w:webHidden/>
           </w:rPr>
@@ -1636,7 +1702,7 @@
           <w:tab w:val="right" w:leader="dot" w:pos="9016"/>
         </w:tabs>
         <w:rPr>
-          <w:rFonts w:eastAsiaTheme="minorEastAsia"/>
+          <w:rFonts w:ascii="Space Grotesk" w:eastAsiaTheme="minorEastAsia" w:hAnsi="Space Grotesk"/>
           <w:noProof/>
           <w:lang w:val="en-US"/>
         </w:rPr>
@@ -1645,12 +1711,14 @@
         <w:r>
           <w:rPr>
             <w:rStyle w:val="Hyperlink"/>
+            <w:rFonts w:ascii="Space Grotesk" w:hAnsi="Space Grotesk"/>
             <w:noProof/>
           </w:rPr>
           <w:t>2.5. Posledice</w:t>
         </w:r>
         <w:r>
           <w:rPr>
+            <w:rFonts w:ascii="Space Grotesk" w:hAnsi="Space Grotesk"/>
             <w:noProof/>
             <w:webHidden/>
           </w:rPr>
@@ -1658,6 +1726,7 @@
         </w:r>
         <w:r>
           <w:rPr>
+            <w:rFonts w:ascii="Space Grotesk" w:hAnsi="Space Grotesk"/>
             <w:noProof/>
             <w:webHidden/>
           </w:rPr>
@@ -1665,6 +1734,7 @@
         </w:r>
         <w:r>
           <w:rPr>
+            <w:rFonts w:ascii="Space Grotesk" w:hAnsi="Space Grotesk"/>
             <w:noProof/>
             <w:webHidden/>
           </w:rPr>
@@ -1672,12 +1742,14 @@
         </w:r>
         <w:r>
           <w:rPr>
-            <w:noProof/>
-            <w:webHidden/>
-          </w:rPr>
-        </w:r>
-        <w:r>
-          <w:rPr>
+            <w:rFonts w:ascii="Space Grotesk" w:hAnsi="Space Grotesk"/>
+            <w:noProof/>
+            <w:webHidden/>
+          </w:rPr>
+        </w:r>
+        <w:r>
+          <w:rPr>
+            <w:rFonts w:ascii="Space Grotesk" w:hAnsi="Space Grotesk"/>
             <w:noProof/>
             <w:webHidden/>
           </w:rPr>
@@ -1685,6 +1757,7 @@
         </w:r>
         <w:r>
           <w:rPr>
+            <w:rFonts w:ascii="Space Grotesk" w:hAnsi="Space Grotesk"/>
             <w:noProof/>
             <w:webHidden/>
           </w:rPr>
@@ -1692,6 +1765,7 @@
         </w:r>
         <w:r>
           <w:rPr>
+            <w:rFonts w:ascii="Space Grotesk" w:hAnsi="Space Grotesk"/>
             <w:noProof/>
             <w:webHidden/>
           </w:rPr>
@@ -1706,7 +1780,7 @@
           <w:tab w:val="right" w:leader="dot" w:pos="9016"/>
         </w:tabs>
         <w:rPr>
-          <w:rFonts w:eastAsiaTheme="minorEastAsia"/>
+          <w:rFonts w:ascii="Space Grotesk" w:eastAsiaTheme="minorEastAsia" w:hAnsi="Space Grotesk"/>
           <w:noProof/>
           <w:lang w:val="en-US"/>
         </w:rPr>
@@ -1715,12 +1789,14 @@
         <w:r>
           <w:rPr>
             <w:rStyle w:val="Hyperlink"/>
+            <w:rFonts w:ascii="Space Grotesk" w:hAnsi="Space Grotesk"/>
             <w:noProof/>
           </w:rPr>
           <w:t>Verzije dokumenta</w:t>
         </w:r>
         <w:r>
           <w:rPr>
+            <w:rFonts w:ascii="Space Grotesk" w:hAnsi="Space Grotesk"/>
             <w:noProof/>
             <w:webHidden/>
           </w:rPr>
@@ -1728,6 +1804,7 @@
         </w:r>
         <w:r>
           <w:rPr>
+            <w:rFonts w:ascii="Space Grotesk" w:hAnsi="Space Grotesk"/>
             <w:noProof/>
             <w:webHidden/>
           </w:rPr>
@@ -1735,6 +1812,7 @@
         </w:r>
         <w:r>
           <w:rPr>
+            <w:rFonts w:ascii="Space Grotesk" w:hAnsi="Space Grotesk"/>
             <w:noProof/>
             <w:webHidden/>
           </w:rPr>
@@ -1742,12 +1820,14 @@
         </w:r>
         <w:r>
           <w:rPr>
-            <w:noProof/>
-            <w:webHidden/>
-          </w:rPr>
-        </w:r>
-        <w:r>
-          <w:rPr>
+            <w:rFonts w:ascii="Space Grotesk" w:hAnsi="Space Grotesk"/>
+            <w:noProof/>
+            <w:webHidden/>
+          </w:rPr>
+        </w:r>
+        <w:r>
+          <w:rPr>
+            <w:rFonts w:ascii="Space Grotesk" w:hAnsi="Space Grotesk"/>
             <w:noProof/>
             <w:webHidden/>
           </w:rPr>
@@ -1755,6 +1835,7 @@
         </w:r>
         <w:r>
           <w:rPr>
+            <w:rFonts w:ascii="Space Grotesk" w:hAnsi="Space Grotesk"/>
             <w:noProof/>
             <w:webHidden/>
           </w:rPr>
@@ -1762,6 +1843,7 @@
         </w:r>
         <w:r>
           <w:rPr>
+            <w:rFonts w:ascii="Space Grotesk" w:hAnsi="Space Grotesk"/>
             <w:noProof/>
             <w:webHidden/>
           </w:rPr>
@@ -2169,6 +2251,7 @@
               <w:ind w:left="0"/>
             </w:pPr>
             <w:r>
+              <w:lastRenderedPageBreak/>
               <w:t>4.</w:t>
             </w:r>
           </w:p>
@@ -2252,7 +2335,6 @@
       </w:pPr>
       <w:bookmarkStart w:id="6" w:name="_Toc226892338"/>
       <w:r>
-        <w:lastRenderedPageBreak/>
         <w:t>Scenario sponzorskog sistema nagrada</w:t>
       </w:r>
       <w:bookmarkEnd w:id="6"/>
@@ -2394,6 +2476,7 @@
         </w:numPr>
       </w:pPr>
       <w:r>
+        <w:lastRenderedPageBreak/>
         <w:t xml:space="preserve"> </w:t>
       </w:r>
       <w:bookmarkStart w:id="10" w:name="_Toc226892342"/>
@@ -2611,6 +2694,7 @@
         </w:numPr>
       </w:pPr>
       <w:r>
+        <w:lastRenderedPageBreak/>
         <w:t>Organizacija potvrđuje. Sistem uklanja pod-izazov i on više nije vidljiv na stranici hakathona.</w:t>
       </w:r>
     </w:p>
@@ -2744,7 +2828,6 @@
           <w:rFonts w:ascii="Space Grotesk" w:hAnsi="Space Grotesk"/>
           <w:lang w:val="sr-Latn-RS"/>
         </w:rPr>
-        <w:lastRenderedPageBreak/>
         <w:t xml:space="preserve">Organizacija može ukloniti sponzorski pod-izazov samo pre početka hakathona </w:t>
       </w:r>
       <w:r>
@@ -2846,6 +2929,7 @@
         <w:pStyle w:val="PSItext"/>
       </w:pPr>
       <w:r>
+        <w:lastRenderedPageBreak/>
         <w:t>Za dodelu nagrada: podnošenje rezultata je u toku (preduslovi iz SSU 4.15 su ispunjeni).</w:t>
       </w:r>
     </w:p>
@@ -3231,11 +3315,17 @@
           <w:p>
             <w:pPr>
               <w:jc w:val="both"/>
+              <w:rPr>
+                <w:rFonts w:ascii="Space Grotesk" w:hAnsi="Space Grotesk"/>
+              </w:rPr>
             </w:pPr>
           </w:p>
           <w:p>
             <w:pPr>
               <w:jc w:val="both"/>
+              <w:rPr>
+                <w:rFonts w:ascii="Space Grotesk" w:hAnsi="Space Grotesk"/>
+              </w:rPr>
             </w:pPr>
           </w:p>
         </w:tc>
@@ -3246,11 +3336,17 @@
           <w:p>
             <w:pPr>
               <w:jc w:val="both"/>
+              <w:rPr>
+                <w:rFonts w:ascii="Space Grotesk" w:hAnsi="Space Grotesk"/>
+              </w:rPr>
             </w:pPr>
           </w:p>
           <w:p>
             <w:pPr>
               <w:jc w:val="both"/>
+              <w:rPr>
+                <w:rFonts w:ascii="Space Grotesk" w:hAnsi="Space Grotesk"/>
+              </w:rPr>
             </w:pPr>
           </w:p>
         </w:tc>
@@ -3261,11 +3357,17 @@
           <w:p>
             <w:pPr>
               <w:jc w:val="both"/>
+              <w:rPr>
+                <w:rFonts w:ascii="Space Grotesk" w:hAnsi="Space Grotesk"/>
+              </w:rPr>
             </w:pPr>
           </w:p>
           <w:p>
             <w:pPr>
               <w:jc w:val="both"/>
+              <w:rPr>
+                <w:rFonts w:ascii="Space Grotesk" w:hAnsi="Space Grotesk"/>
+              </w:rPr>
             </w:pPr>
           </w:p>
         </w:tc>
@@ -3276,11 +3378,17 @@
           <w:p>
             <w:pPr>
               <w:jc w:val="both"/>
+              <w:rPr>
+                <w:rFonts w:ascii="Space Grotesk" w:hAnsi="Space Grotesk"/>
+              </w:rPr>
             </w:pPr>
           </w:p>
           <w:p>
             <w:pPr>
               <w:jc w:val="both"/>
+              <w:rPr>
+                <w:rFonts w:ascii="Space Grotesk" w:hAnsi="Space Grotesk"/>
+              </w:rPr>
             </w:pPr>
           </w:p>
         </w:tc>
